--- a/CalendarioAgo2026/informacion/PoliticasAgo2025.docx
+++ b/CalendarioAgo2026/informacion/PoliticasAgo2025.docx
@@ -1,6 +1,6 @@
 
 <file path=word/document.xml><?xml version="1.0" encoding="utf-8"?>
-<w:document xmlns:wpc="http://schemas.microsoft.com/office/word/2010/wordprocessingCanvas" xmlns:cx="http://schemas.microsoft.com/office/drawing/2014/chartex" xmlns:cx1="http://schemas.microsoft.com/office/drawing/2015/9/8/chartex" xmlns:cx2="http://schemas.microsoft.com/office/drawing/2015/10/21/chartex" xmlns:cx3="http://schemas.microsoft.com/office/drawing/2016/5/9/chartex" xmlns:cx4="http://schemas.microsoft.com/office/drawing/2016/5/10/chartex" xmlns:cx5="http://schemas.microsoft.com/office/drawing/2016/5/11/chartex" xmlns:cx6="http://schemas.microsoft.com/office/drawing/2016/5/12/chartex" xmlns:cx7="http://schemas.microsoft.com/office/drawing/2016/5/13/chartex" xmlns:cx8="http://schemas.microsoft.com/office/drawing/2016/5/14/chartex" xmlns:mc="http://schemas.openxmlformats.org/markup-compatibility/2006" xmlns:aink="http://schemas.microsoft.com/office/drawing/2016/ink" xmlns:am3d="http://schemas.microsoft.com/office/drawing/2017/model3d" xmlns:o="urn:schemas-microsoft-com:office:office" xmlns:oel="http://schemas.microsoft.com/office/2019/extlst" xmlns:r="http://schemas.openxmlformats.org/officeDocument/2006/relationships" xmlns:m="http://schemas.openxmlformats.org/officeDocument/2006/math" xmlns:v="urn:schemas-microsoft-com:vml" xmlns:wp14="http://schemas.microsoft.com/office/word/2010/wordprocessingDrawing" xmlns:wp="http://schemas.openxmlformats.org/drawingml/2006/wordprocessingDrawing" xmlns:w10="urn:schemas-microsoft-com:office:word" xmlns:w="http://schemas.openxmlformats.org/wordprocessingml/2006/main" xmlns:w14="http://schemas.microsoft.com/office/word/2010/wordml" xmlns:w15="http://schemas.microsoft.com/office/word/2012/wordml" xmlns:w16cex="http://schemas.microsoft.com/office/word/2018/wordml/cex" xmlns:w16cid="http://schemas.microsoft.com/office/word/2016/wordml/cid" xmlns:w16="http://schemas.microsoft.com/office/word/2018/wordml" xmlns:w16du="http://schemas.microsoft.com/office/word/2023/wordml/word16du" xmlns:w16sdtdh="http://schemas.microsoft.com/office/word/2020/wordml/sdtdatahash" xmlns:w16sdtfl="http://schemas.microsoft.com/office/word/2024/wordml/sdtformatlock" xmlns:w16se="http://schemas.microsoft.com/office/word/2015/wordml/symex" xmlns:wpg="http://schemas.microsoft.com/office/word/2010/wordprocessingGroup" xmlns:wpi="http://schemas.microsoft.com/office/word/2010/wordprocessingInk" xmlns:wne="http://schemas.microsoft.com/office/word/2006/wordml" xmlns:wps="http://schemas.microsoft.com/office/word/2010/wordprocessingShape" mc:Ignorable="w14 w15 w16se w16cid w16 w16cex w16sdtdh w16sdtfl w16du wp14">
+<w:document xmlns:wpc="http://schemas.microsoft.com/office/word/2010/wordprocessingCanvas" xmlns:cx="http://schemas.microsoft.com/office/drawing/2014/chartex" xmlns:cx1="http://schemas.microsoft.com/office/drawing/2015/9/8/chartex" xmlns:cx2="http://schemas.microsoft.com/office/drawing/2015/10/21/chartex" xmlns:cx3="http://schemas.microsoft.com/office/drawing/2016/5/9/chartex" xmlns:cx4="http://schemas.microsoft.com/office/drawing/2016/5/10/chartex" xmlns:cx5="http://schemas.microsoft.com/office/drawing/2016/5/11/chartex" xmlns:cx6="http://schemas.microsoft.com/office/drawing/2016/5/12/chartex" xmlns:cx7="http://schemas.microsoft.com/office/drawing/2016/5/13/chartex" xmlns:cx8="http://schemas.microsoft.com/office/drawing/2016/5/14/chartex" xmlns:mc="http://schemas.openxmlformats.org/markup-compatibility/2006" xmlns:aink="http://schemas.microsoft.com/office/drawing/2016/ink" xmlns:am3d="http://schemas.microsoft.com/office/drawing/2017/model3d" xmlns:o="urn:schemas-microsoft-com:office:office" xmlns:oel="http://schemas.microsoft.com/office/2019/extlst" xmlns:r="http://schemas.openxmlformats.org/officeDocument/2006/relationships" xmlns:m="http://schemas.openxmlformats.org/officeDocument/2006/math" xmlns:v="urn:schemas-microsoft-com:vml" xmlns:wp14="http://schemas.microsoft.com/office/word/2010/wordprocessingDrawing" xmlns:wp="http://schemas.openxmlformats.org/drawingml/2006/wordprocessingDrawing" xmlns:w10="urn:schemas-microsoft-com:office:word" xmlns:w="http://schemas.openxmlformats.org/wordprocessingml/2006/main" xmlns:w14="http://schemas.microsoft.com/office/word/2010/wordml" xmlns:w15="http://schemas.microsoft.com/office/word/2012/wordml" xmlns:w16cei="http://schemas.microsoft.com/office/word/2026/wordml/cei" xmlns:w16cex="http://schemas.microsoft.com/office/word/2018/wordml/cex" xmlns:w16cid="http://schemas.microsoft.com/office/word/2016/wordml/cid" xmlns:w16="http://schemas.microsoft.com/office/word/2018/wordml" xmlns:w16du="http://schemas.microsoft.com/office/word/2023/wordml/word16du" xmlns:w16sdtdh="http://schemas.microsoft.com/office/word/2020/wordml/sdtdatahash" xmlns:w16sdtfl="http://schemas.microsoft.com/office/word/2024/wordml/sdtformatlock" xmlns:w16se="http://schemas.microsoft.com/office/word/2015/wordml/symex" xmlns:wpg="http://schemas.microsoft.com/office/word/2010/wordprocessingGroup" xmlns:wpi="http://schemas.microsoft.com/office/word/2010/wordprocessingInk" xmlns:wne="http://schemas.microsoft.com/office/word/2006/wordml" xmlns:wps="http://schemas.microsoft.com/office/word/2010/wordprocessingShape" mc:Ignorable="w14 w15 w16se w16cid w16 w16cex w16sdtdh w16sdtfl w16du wp14">
   <w:body>
     <w:p>
       <w:pPr>
@@ -25,7 +25,7 @@
         <mc:AlternateContent>
           <mc:Choice Requires="wps">
             <w:drawing>
-              <wp:anchor distT="45720" distB="45720" distL="114300" distR="114300" simplePos="0" relativeHeight="251656703" behindDoc="0" locked="0" layoutInCell="1" allowOverlap="1" wp14:anchorId="6C88A49D" wp14:editId="39175DCB">
+              <wp:anchor distT="45720" distB="45720" distL="114300" distR="114300" simplePos="0" relativeHeight="251658240" behindDoc="0" locked="0" layoutInCell="1" allowOverlap="1" wp14:anchorId="6C88A49D" wp14:editId="39175DCB">
                 <wp:simplePos x="0" y="0"/>
                 <wp:positionH relativeFrom="column">
                   <wp:posOffset>-676275</wp:posOffset>
@@ -137,7 +137,7 @@
                 <v:stroke joinstyle="miter"/>
                 <v:path gradientshapeok="t" o:connecttype="rect"/>
               </v:shapetype>
-              <v:shape id="Cuadro de texto 2" o:spid="_x0000_s1026" type="#_x0000_t202" style="position:absolute;margin-left:-53.25pt;margin-top:0;width:163.5pt;height:63pt;z-index:251656703;visibility:visible;mso-wrap-style:square;mso-width-percent:0;mso-height-percent:0;mso-wrap-distance-left:9pt;mso-wrap-distance-top:3.6pt;mso-wrap-distance-right:9pt;mso-wrap-distance-bottom:3.6pt;mso-position-horizontal:absolute;mso-position-horizontal-relative:text;mso-position-vertical:absolute;mso-position-vertical-relative:text;mso-width-percent:0;mso-height-percent:0;mso-width-relative:margin;mso-height-relative:margin;v-text-anchor:top" o:gfxdata="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" stroked="f">
+              <v:shape id="Cuadro de texto 2" o:spid="_x0000_s1026" type="#_x0000_t202" style="position:absolute;margin-left:-53.25pt;margin-top:0;width:163.5pt;height:63pt;z-index:251658240;visibility:visible;mso-wrap-style:square;mso-width-percent:0;mso-height-percent:0;mso-wrap-distance-left:9pt;mso-wrap-distance-top:3.6pt;mso-wrap-distance-right:9pt;mso-wrap-distance-bottom:3.6pt;mso-position-horizontal:absolute;mso-position-horizontal-relative:text;mso-position-vertical:absolute;mso-position-vertical-relative:text;mso-width-percent:0;mso-height-percent:0;mso-width-relative:margin;mso-height-relative:margin;v-text-anchor:top" o:gfxdata="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" stroked="f">
                 <v:textbox inset="0,,0">
                   <w:txbxContent>
                     <w:p>
@@ -352,7 +352,7 @@
           <w:spacing w:val="0"/>
           <w:szCs w:val="22"/>
         </w:rPr>
-        <w:t>Agosto</w:t>
+        <w:t>Septiembre</w:t>
       </w:r>
       <w:r>
         <w:rPr>
@@ -362,14 +362,16 @@
         </w:rPr>
         <w:t xml:space="preserve"> - </w:t>
       </w:r>
+      <w:proofErr w:type="gramStart"/>
       <w:r>
         <w:rPr>
           <w:rFonts w:ascii="Arial" w:hAnsi="Arial"/>
           <w:spacing w:val="0"/>
           <w:szCs w:val="22"/>
         </w:rPr>
-        <w:t>Octubre</w:t>
-      </w:r>
+        <w:t>Diciembre</w:t>
+      </w:r>
+      <w:proofErr w:type="gramEnd"/>
       <w:r>
         <w:rPr>
           <w:rFonts w:ascii="Arial" w:hAnsi="Arial"/>
@@ -384,7 +386,7 @@
           <w:spacing w:val="0"/>
           <w:szCs w:val="22"/>
         </w:rPr>
-        <w:t>5</w:t>
+        <w:t>6</w:t>
       </w:r>
     </w:p>
     <w:p>
@@ -440,7 +442,7 @@
           <w:u w:val="single"/>
           <w:lang w:eastAsia="es-ES"/>
         </w:rPr>
-        <w:t>Pensamiento computacional para Ingeniería</w:t>
+        <w:t xml:space="preserve">Pensamiento </w:t>
       </w:r>
       <w:r>
         <w:rPr>
@@ -451,6 +453,17 @@
           <w:u w:val="single"/>
           <w:lang w:eastAsia="es-ES"/>
         </w:rPr>
+        <w:t>algorítmico</w:t>
+      </w:r>
+      <w:r>
+        <w:rPr>
+          <w:rFonts w:ascii="Arial" w:hAnsi="Arial"/>
+          <w:snapToGrid w:val="0"/>
+          <w:sz w:val="22"/>
+          <w:szCs w:val="22"/>
+          <w:u w:val="single"/>
+          <w:lang w:eastAsia="es-ES"/>
+        </w:rPr>
         <w:t xml:space="preserve">   </w:t>
       </w:r>
       <w:r>
@@ -475,140 +488,128 @@
           <w:sz w:val="22"/>
           <w:szCs w:val="22"/>
         </w:rPr>
+        <w:t xml:space="preserve"> </w:t>
+      </w:r>
+      <w:r>
+        <w:rPr>
+          <w:rFonts w:ascii="Arial" w:hAnsi="Arial"/>
+          <w:sz w:val="22"/>
+          <w:szCs w:val="22"/>
+        </w:rPr>
+        <w:t xml:space="preserve">                                                  </w:t>
+      </w:r>
+      <w:r>
+        <w:rPr>
+          <w:rFonts w:ascii="Arial" w:hAnsi="Arial"/>
+          <w:b/>
+          <w:sz w:val="22"/>
+          <w:szCs w:val="22"/>
+        </w:rPr>
+        <w:t>Clave:</w:t>
+      </w:r>
+      <w:r>
+        <w:rPr>
+          <w:rFonts w:ascii="Arial" w:hAnsi="Arial"/>
+          <w:sz w:val="22"/>
+          <w:szCs w:val="22"/>
+        </w:rPr>
+        <w:t xml:space="preserve"> </w:t>
+      </w:r>
+      <w:r>
+        <w:rPr>
+          <w:rFonts w:ascii="Arial" w:hAnsi="Arial"/>
+          <w:sz w:val="22"/>
+          <w:szCs w:val="22"/>
+          <w:u w:val="single"/>
+        </w:rPr>
+        <w:t xml:space="preserve">   </w:t>
+      </w:r>
+      <w:r>
+        <w:rPr>
+          <w:rFonts w:ascii="Arial" w:hAnsi="Arial"/>
+          <w:sz w:val="22"/>
+          <w:szCs w:val="22"/>
+          <w:u w:val="single"/>
+        </w:rPr>
+        <w:t>TC 10</w:t>
+      </w:r>
+      <w:r>
+        <w:rPr>
+          <w:rFonts w:ascii="Arial" w:hAnsi="Arial"/>
+          <w:sz w:val="22"/>
+          <w:szCs w:val="22"/>
+          <w:u w:val="single"/>
+        </w:rPr>
+        <w:t>37</w:t>
+      </w:r>
+      <w:r>
+        <w:rPr>
+          <w:rFonts w:ascii="Arial" w:hAnsi="Arial"/>
+          <w:sz w:val="22"/>
+          <w:szCs w:val="22"/>
+          <w:u w:val="single"/>
+        </w:rPr>
+        <w:t xml:space="preserve"> </w:t>
+      </w:r>
+      <w:r>
+        <w:rPr>
+          <w:rFonts w:ascii="Arial" w:hAnsi="Arial"/>
+          <w:sz w:val="22"/>
+          <w:szCs w:val="22"/>
+          <w:u w:val="single"/>
+        </w:rPr>
+        <w:t>–</w:t>
+      </w:r>
+      <w:r>
+        <w:rPr>
+          <w:rFonts w:ascii="Arial" w:hAnsi="Arial"/>
+          <w:sz w:val="22"/>
+          <w:szCs w:val="22"/>
+          <w:u w:val="single"/>
+        </w:rPr>
+        <w:t xml:space="preserve"> </w:t>
+      </w:r>
+      <w:r>
+        <w:rPr>
+          <w:rFonts w:ascii="Arial" w:hAnsi="Arial"/>
+          <w:sz w:val="22"/>
+          <w:szCs w:val="22"/>
+          <w:u w:val="single"/>
+        </w:rPr>
+        <w:t>503</w:t>
+      </w:r>
+      <w:r>
+        <w:rPr>
+          <w:rFonts w:ascii="Arial" w:hAnsi="Arial"/>
+          <w:snapToGrid w:val="0"/>
+          <w:sz w:val="22"/>
+          <w:szCs w:val="22"/>
+          <w:u w:val="single"/>
+          <w:lang w:eastAsia="es-ES"/>
+        </w:rPr>
+        <w:t xml:space="preserve"> </w:t>
+      </w:r>
+      <w:r>
+        <w:rPr>
+          <w:rFonts w:ascii="Arial" w:hAnsi="Arial"/>
+          <w:snapToGrid w:val="0"/>
+          <w:sz w:val="22"/>
+          <w:szCs w:val="22"/>
+          <w:u w:val="single"/>
+          <w:lang w:eastAsia="es-ES"/>
+        </w:rPr>
         <w:t xml:space="preserve">    </w:t>
       </w:r>
       <w:r>
         <w:rPr>
           <w:rFonts w:ascii="Arial" w:hAnsi="Arial"/>
-          <w:sz w:val="22"/>
-          <w:szCs w:val="22"/>
-        </w:rPr>
-        <w:t xml:space="preserve">       </w:t>
-      </w:r>
-      <w:r>
-        <w:rPr>
-          <w:rFonts w:ascii="Arial" w:hAnsi="Arial"/>
-          <w:sz w:val="22"/>
-          <w:szCs w:val="22"/>
-        </w:rPr>
-        <w:t xml:space="preserve"> </w:t>
-      </w:r>
-      <w:r>
-        <w:rPr>
-          <w:rFonts w:ascii="Arial" w:hAnsi="Arial"/>
-          <w:sz w:val="22"/>
-          <w:szCs w:val="22"/>
-        </w:rPr>
-        <w:t xml:space="preserve">       </w:t>
-      </w:r>
-      <w:r>
-        <w:rPr>
-          <w:rFonts w:ascii="Arial" w:hAnsi="Arial"/>
-          <w:b/>
-          <w:sz w:val="22"/>
-          <w:szCs w:val="22"/>
-        </w:rPr>
-        <w:t>Clave:</w:t>
-      </w:r>
-      <w:r>
-        <w:rPr>
-          <w:rFonts w:ascii="Arial" w:hAnsi="Arial"/>
-          <w:sz w:val="22"/>
-          <w:szCs w:val="22"/>
-        </w:rPr>
-        <w:t xml:space="preserve"> </w:t>
-      </w:r>
-      <w:r>
-        <w:rPr>
-          <w:rFonts w:ascii="Arial" w:hAnsi="Arial"/>
-          <w:sz w:val="22"/>
-          <w:szCs w:val="22"/>
-          <w:u w:val="single"/>
-        </w:rPr>
-        <w:t xml:space="preserve">   </w:t>
-      </w:r>
-      <w:r>
-        <w:rPr>
-          <w:rFonts w:ascii="Arial" w:hAnsi="Arial"/>
-          <w:sz w:val="22"/>
-          <w:szCs w:val="22"/>
-          <w:u w:val="single"/>
-        </w:rPr>
-        <w:t>TC 10</w:t>
-      </w:r>
-      <w:r>
-        <w:rPr>
-          <w:rFonts w:ascii="Arial" w:hAnsi="Arial"/>
-          <w:sz w:val="22"/>
-          <w:szCs w:val="22"/>
-          <w:u w:val="single"/>
-        </w:rPr>
-        <w:t>28</w:t>
-      </w:r>
-      <w:r>
-        <w:rPr>
-          <w:rFonts w:ascii="Arial" w:hAnsi="Arial"/>
-          <w:sz w:val="22"/>
-          <w:szCs w:val="22"/>
-          <w:u w:val="single"/>
-        </w:rPr>
-        <w:t xml:space="preserve"> </w:t>
-      </w:r>
-      <w:r>
-        <w:rPr>
-          <w:rFonts w:ascii="Arial" w:hAnsi="Arial"/>
-          <w:sz w:val="22"/>
-          <w:szCs w:val="22"/>
-          <w:u w:val="single"/>
-        </w:rPr>
-        <w:t>–</w:t>
-      </w:r>
-      <w:r>
-        <w:rPr>
-          <w:rFonts w:ascii="Arial" w:hAnsi="Arial"/>
-          <w:sz w:val="22"/>
-          <w:szCs w:val="22"/>
-          <w:u w:val="single"/>
-        </w:rPr>
-        <w:t xml:space="preserve"> </w:t>
-      </w:r>
-      <w:r>
-        <w:rPr>
-          <w:rFonts w:ascii="Arial" w:hAnsi="Arial"/>
-          <w:sz w:val="22"/>
-          <w:szCs w:val="22"/>
-          <w:u w:val="single"/>
-        </w:rPr>
-        <w:t>4</w:t>
-      </w:r>
-      <w:r>
-        <w:rPr>
-          <w:rFonts w:ascii="Arial" w:hAnsi="Arial"/>
-          <w:sz w:val="22"/>
-          <w:szCs w:val="22"/>
-          <w:u w:val="single"/>
-        </w:rPr>
-        <w:t>0</w:t>
-      </w:r>
-      <w:r>
-        <w:rPr>
-          <w:rFonts w:ascii="Arial" w:hAnsi="Arial"/>
-          <w:sz w:val="22"/>
-          <w:szCs w:val="22"/>
-          <w:u w:val="single"/>
-        </w:rPr>
-        <w:t>8</w:t>
-      </w:r>
-      <w:r>
-        <w:rPr>
-          <w:rFonts w:ascii="Arial" w:hAnsi="Arial"/>
           <w:snapToGrid w:val="0"/>
           <w:sz w:val="22"/>
           <w:szCs w:val="22"/>
           <w:u w:val="single"/>
           <w:lang w:eastAsia="es-ES"/>
         </w:rPr>
-        <w:t xml:space="preserve">        </w:t>
+        <w:t xml:space="preserve">  </w:t>
       </w:r>
       <w:r>
         <w:rPr>
@@ -682,7 +683,7 @@
           <w:szCs w:val="22"/>
           <w:u w:val="single"/>
         </w:rPr>
-        <w:t xml:space="preserve">   </w:t>
+        <w:t xml:space="preserve">  </w:t>
       </w:r>
       <w:r>
         <w:rPr>
@@ -698,7 +699,23 @@
           <w:sz w:val="22"/>
           <w:szCs w:val="22"/>
         </w:rPr>
-        <w:t xml:space="preserve">           </w:t>
+        <w:t xml:space="preserve">  </w:t>
+      </w:r>
+      <w:r>
+        <w:rPr>
+          <w:rFonts w:ascii="Arial" w:hAnsi="Arial"/>
+          <w:sz w:val="22"/>
+          <w:szCs w:val="22"/>
+        </w:rPr>
+        <w:t xml:space="preserve"> </w:t>
+      </w:r>
+      <w:r>
+        <w:rPr>
+          <w:rFonts w:ascii="Arial" w:hAnsi="Arial"/>
+          <w:sz w:val="22"/>
+          <w:szCs w:val="22"/>
+        </w:rPr>
+        <w:t xml:space="preserve">         </w:t>
       </w:r>
       <w:r>
         <w:rPr>
@@ -923,6 +940,7 @@
         </w:rPr>
         <w:t xml:space="preserve">  </w:t>
       </w:r>
+      <w:proofErr w:type="gramStart"/>
       <w:r>
         <w:rPr>
           <w:rFonts w:ascii="Arial" w:hAnsi="Arial"/>
@@ -932,8 +950,9 @@
           <w:u w:val="single"/>
           <w:lang w:eastAsia="es-ES"/>
         </w:rPr>
-        <w:t xml:space="preserve">Lunes y Jueves </w:t>
-      </w:r>
+        <w:t>Martes</w:t>
+      </w:r>
+      <w:proofErr w:type="gramEnd"/>
       <w:r>
         <w:rPr>
           <w:rFonts w:ascii="Arial" w:hAnsi="Arial"/>
@@ -943,7 +962,7 @@
           <w:u w:val="single"/>
           <w:lang w:eastAsia="es-ES"/>
         </w:rPr>
-        <w:t>11</w:t>
+        <w:t xml:space="preserve"> y viernes de</w:t>
       </w:r>
       <w:r>
         <w:rPr>
@@ -954,7 +973,7 @@
           <w:u w:val="single"/>
           <w:lang w:eastAsia="es-ES"/>
         </w:rPr>
-        <w:t>:</w:t>
+        <w:t xml:space="preserve"> </w:t>
       </w:r>
       <w:r>
         <w:rPr>
@@ -965,7 +984,7 @@
           <w:u w:val="single"/>
           <w:lang w:eastAsia="es-ES"/>
         </w:rPr>
-        <w:t>0</w:t>
+        <w:t>8:30</w:t>
       </w:r>
       <w:r>
         <w:rPr>
@@ -976,7 +995,7 @@
           <w:u w:val="single"/>
           <w:lang w:eastAsia="es-ES"/>
         </w:rPr>
-        <w:t>0</w:t>
+        <w:t xml:space="preserve"> </w:t>
       </w:r>
       <w:r>
         <w:rPr>
@@ -987,7 +1006,7 @@
           <w:u w:val="single"/>
           <w:lang w:eastAsia="es-ES"/>
         </w:rPr>
-        <w:t xml:space="preserve"> a</w:t>
+        <w:t xml:space="preserve">a 10:00 </w:t>
       </w:r>
       <w:r>
         <w:rPr>
@@ -998,6 +1017,17 @@
           <w:u w:val="single"/>
           <w:lang w:eastAsia="es-ES"/>
         </w:rPr>
+        <w:t>a</w:t>
+      </w:r>
+      <w:r>
+        <w:rPr>
+          <w:rFonts w:ascii="Arial" w:hAnsi="Arial"/>
+          <w:snapToGrid w:val="0"/>
+          <w:sz w:val="22"/>
+          <w:szCs w:val="22"/>
+          <w:u w:val="single"/>
+          <w:lang w:eastAsia="es-ES"/>
+        </w:rPr>
         <w:t>.</w:t>
       </w:r>
       <w:r>
@@ -1020,7 +1050,7 @@
           <w:u w:val="single"/>
           <w:lang w:eastAsia="es-ES"/>
         </w:rPr>
-        <w:t xml:space="preserve"> – </w:t>
+        <w:t xml:space="preserve"> </w:t>
       </w:r>
       <w:r>
         <w:rPr>
@@ -1031,7 +1061,7 @@
           <w:u w:val="single"/>
           <w:lang w:eastAsia="es-ES"/>
         </w:rPr>
-        <w:t>1</w:t>
+        <w:t xml:space="preserve"> </w:t>
       </w:r>
       <w:r>
         <w:rPr>
@@ -1042,7 +1072,7 @@
           <w:u w:val="single"/>
           <w:lang w:eastAsia="es-ES"/>
         </w:rPr>
-        <w:t>:00</w:t>
+        <w:t xml:space="preserve"> </w:t>
       </w:r>
       <w:r>
         <w:rPr>
@@ -1050,7 +1080,6 @@
           <w:snapToGrid w:val="0"/>
           <w:sz w:val="22"/>
           <w:szCs w:val="22"/>
-          <w:u w:val="single"/>
           <w:lang w:eastAsia="es-ES"/>
         </w:rPr>
         <w:t xml:space="preserve"> </w:t>
@@ -1061,52 +1090,9 @@
           <w:snapToGrid w:val="0"/>
           <w:sz w:val="22"/>
           <w:szCs w:val="22"/>
-          <w:u w:val="single"/>
           <w:lang w:eastAsia="es-ES"/>
         </w:rPr>
-        <w:t>p</w:t>
-      </w:r>
-      <w:r>
-        <w:rPr>
-          <w:rFonts w:ascii="Arial" w:hAnsi="Arial"/>
-          <w:snapToGrid w:val="0"/>
-          <w:sz w:val="22"/>
-          <w:szCs w:val="22"/>
-          <w:u w:val="single"/>
-          <w:lang w:eastAsia="es-ES"/>
-        </w:rPr>
-        <w:t>.</w:t>
-      </w:r>
-      <w:r>
-        <w:rPr>
-          <w:rFonts w:ascii="Arial" w:hAnsi="Arial"/>
-          <w:snapToGrid w:val="0"/>
-          <w:sz w:val="22"/>
-          <w:szCs w:val="22"/>
-          <w:u w:val="single"/>
-          <w:lang w:eastAsia="es-ES"/>
-        </w:rPr>
-        <w:t>m.</w:t>
-      </w:r>
-      <w:r>
-        <w:rPr>
-          <w:rFonts w:ascii="Arial" w:hAnsi="Arial"/>
-          <w:snapToGrid w:val="0"/>
-          <w:sz w:val="22"/>
-          <w:szCs w:val="22"/>
-          <w:lang w:eastAsia="es-ES"/>
-        </w:rPr>
-        <w:t xml:space="preserve"> </w:t>
-      </w:r>
-      <w:r>
-        <w:rPr>
-          <w:rFonts w:ascii="Arial" w:hAnsi="Arial"/>
-          <w:snapToGrid w:val="0"/>
-          <w:sz w:val="22"/>
-          <w:szCs w:val="22"/>
-          <w:lang w:eastAsia="es-ES"/>
-        </w:rPr>
-        <w:t xml:space="preserve">                              </w:t>
+        <w:t xml:space="preserve">                             </w:t>
       </w:r>
       <w:r>
         <w:rPr>
@@ -1171,7 +1157,18 @@
           <w:u w:val="single"/>
           <w:lang w:eastAsia="es-ES"/>
         </w:rPr>
-        <w:t>4205</w:t>
+        <w:t>420</w:t>
+      </w:r>
+      <w:r>
+        <w:rPr>
+          <w:rFonts w:ascii="Arial" w:hAnsi="Arial"/>
+          <w:snapToGrid w:val="0"/>
+          <w:sz w:val="22"/>
+          <w:szCs w:val="22"/>
+          <w:u w:val="single"/>
+          <w:lang w:eastAsia="es-ES"/>
+        </w:rPr>
+        <w:t>6</w:t>
       </w:r>
       <w:r>
         <w:rPr>
@@ -1266,13 +1263,31 @@
         </w:rPr>
         <w:t xml:space="preserve"> </w:t>
       </w:r>
-      <w:r>
-        <w:rPr>
-          <w:rFonts w:ascii="Arial" w:hAnsi="Arial"/>
-          <w:sz w:val="22"/>
-          <w:u w:val="single"/>
-        </w:rPr>
-        <w:t>Martes y jueves de 3:30 a 4:30 p.m.</w:t>
+      <w:proofErr w:type="gramStart"/>
+      <w:r>
+        <w:rPr>
+          <w:rFonts w:ascii="Arial" w:hAnsi="Arial"/>
+          <w:sz w:val="22"/>
+          <w:u w:val="single"/>
+        </w:rPr>
+        <w:t>Martes</w:t>
+      </w:r>
+      <w:proofErr w:type="gramEnd"/>
+      <w:r>
+        <w:rPr>
+          <w:rFonts w:ascii="Arial" w:hAnsi="Arial"/>
+          <w:sz w:val="22"/>
+          <w:u w:val="single"/>
+        </w:rPr>
+        <w:t>, miércoles</w:t>
+      </w:r>
+      <w:r>
+        <w:rPr>
+          <w:rFonts w:ascii="Arial" w:hAnsi="Arial"/>
+          <w:sz w:val="22"/>
+          <w:u w:val="single"/>
+        </w:rPr>
+        <w:t xml:space="preserve"> y jueves de 3:30 a 4:30 p.m.</w:t>
       </w:r>
       <w:r>
         <w:rPr>
@@ -1288,31 +1303,15 @@
           <w:sz w:val="22"/>
           <w:u w:val="single"/>
         </w:rPr>
-        <w:t>M</w:t>
-      </w:r>
-      <w:r>
-        <w:rPr>
-          <w:rFonts w:ascii="Arial" w:hAnsi="Arial"/>
-          <w:sz w:val="22"/>
-          <w:u w:val="single"/>
-        </w:rPr>
-        <w:t>iércoles</w:t>
-      </w:r>
-      <w:r>
-        <w:rPr>
-          <w:rFonts w:ascii="Arial" w:hAnsi="Arial"/>
-          <w:sz w:val="22"/>
-          <w:u w:val="single"/>
-        </w:rPr>
-        <w:t xml:space="preserve"> y viernes</w:t>
-      </w:r>
-      <w:r>
-        <w:rPr>
-          <w:rFonts w:ascii="Arial" w:hAnsi="Arial"/>
-          <w:sz w:val="22"/>
-          <w:u w:val="single"/>
-        </w:rPr>
-        <w:t xml:space="preserve"> de 1</w:t>
+        <w:t xml:space="preserve">Lunes y viernes </w:t>
+      </w:r>
+      <w:r>
+        <w:rPr>
+          <w:rFonts w:ascii="Arial" w:hAnsi="Arial"/>
+          <w:sz w:val="22"/>
+          <w:u w:val="single"/>
+        </w:rPr>
+        <w:t>de 1</w:t>
       </w:r>
       <w:r>
         <w:rPr>
@@ -1516,55 +1515,6 @@
     <w:p>
       <w:pPr>
         <w:pStyle w:val="Textoindependiente"/>
-        <w:numPr>
-          <w:ilvl w:val="0"/>
-          <w:numId w:val="34"/>
-        </w:numPr>
-        <w:spacing w:before="0" w:line="300" w:lineRule="exact"/>
-        <w:rPr>
-          <w:sz w:val="22"/>
-        </w:rPr>
-      </w:pPr>
-      <w:r>
-        <w:rPr>
-          <w:sz w:val="22"/>
-        </w:rPr>
-        <w:t>El alumno contestará un e</w:t>
-      </w:r>
-      <w:r>
-        <w:rPr>
-          <w:sz w:val="22"/>
-        </w:rPr>
-        <w:t xml:space="preserve">xamen de </w:t>
-      </w:r>
-      <w:r>
-        <w:rPr>
-          <w:sz w:val="22"/>
-        </w:rPr>
-        <w:t xml:space="preserve">comprobación de </w:t>
-      </w:r>
-      <w:r>
-        <w:rPr>
-          <w:sz w:val="22"/>
-        </w:rPr>
-        <w:t>auto</w:t>
-      </w:r>
-      <w:r>
-        <w:rPr>
-          <w:sz w:val="22"/>
-        </w:rPr>
-        <w:t>estudio</w:t>
-      </w:r>
-      <w:r>
-        <w:rPr>
-          <w:sz w:val="22"/>
-        </w:rPr>
-        <w:t>.</w:t>
-      </w:r>
-    </w:p>
-    <w:p>
-      <w:pPr>
-        <w:pStyle w:val="Textoindependiente"/>
         <w:spacing w:before="360"/>
         <w:rPr>
           <w:b/>
@@ -1732,136 +1682,6 @@
             </w14:srgbClr>
           </w14:shadow>
         </w:rPr>
-        <w:t xml:space="preserve">FECHA DE ENTREGA DE </w:t>
-      </w:r>
-      <w:r>
-        <w:rPr>
-          <w:b/>
-          <w:sz w:val="22"/>
-          <w14:shadow w14:blurRad="50800" w14:dist="38100" w14:dir="2700000" w14:sx="100000" w14:sy="100000" w14:kx="0" w14:ky="0" w14:algn="tl">
-            <w14:srgbClr w14:val="000000">
-              <w14:alpha w14:val="60000"/>
-            </w14:srgbClr>
-          </w14:shadow>
-        </w:rPr>
-        <w:t>TAREAS</w:t>
-      </w:r>
-    </w:p>
-    <w:p>
-      <w:pPr>
-        <w:pStyle w:val="Textoindependiente"/>
-        <w:numPr>
-          <w:ilvl w:val="0"/>
-          <w:numId w:val="35"/>
-        </w:numPr>
-        <w:spacing w:line="300" w:lineRule="exact"/>
-        <w:rPr>
-          <w:sz w:val="22"/>
-          <w:u w:val="single"/>
-          <w14:shadow w14:blurRad="50800" w14:dist="38100" w14:dir="2700000" w14:sx="100000" w14:sy="100000" w14:kx="0" w14:ky="0" w14:algn="tl">
-            <w14:srgbClr w14:val="000000">
-              <w14:alpha w14:val="60000"/>
-            </w14:srgbClr>
-          </w14:shadow>
-        </w:rPr>
-      </w:pPr>
-      <w:r>
-        <w:rPr>
-          <w:sz w:val="22"/>
-        </w:rPr>
-        <w:t xml:space="preserve">La entrega de </w:t>
-      </w:r>
-      <w:r>
-        <w:rPr>
-          <w:sz w:val="22"/>
-        </w:rPr>
-        <w:t xml:space="preserve">tareas </w:t>
-      </w:r>
-      <w:r>
-        <w:rPr>
-          <w:sz w:val="22"/>
-        </w:rPr>
-        <w:t xml:space="preserve">será a través de </w:t>
-      </w:r>
-      <w:proofErr w:type="spellStart"/>
-      <w:r>
-        <w:rPr>
-          <w:b/>
-          <w:bCs/>
-          <w:sz w:val="22"/>
-        </w:rPr>
-        <w:t>Canvas</w:t>
-      </w:r>
-      <w:proofErr w:type="spellEnd"/>
-      <w:r>
-        <w:rPr>
-          <w:sz w:val="22"/>
-        </w:rPr>
-        <w:t xml:space="preserve"> </w:t>
-      </w:r>
-      <w:r>
-        <w:rPr>
-          <w:sz w:val="22"/>
-        </w:rPr>
-        <w:t xml:space="preserve">los </w:t>
-      </w:r>
-      <w:r>
-        <w:rPr>
-          <w:b/>
-          <w:i/>
-          <w:sz w:val="22"/>
-        </w:rPr>
-        <w:t xml:space="preserve">SÁBADOS </w:t>
-      </w:r>
-      <w:r>
-        <w:rPr>
-          <w:sz w:val="22"/>
-        </w:rPr>
-        <w:t xml:space="preserve">de cada semana hasta las </w:t>
-      </w:r>
-      <w:r>
-        <w:rPr>
-          <w:sz w:val="22"/>
-        </w:rPr>
-        <w:t>23</w:t>
-      </w:r>
-      <w:r>
-        <w:rPr>
-          <w:sz w:val="22"/>
-        </w:rPr>
-        <w:t>:59.</w:t>
-      </w:r>
-      <w:r>
-        <w:rPr>
-          <w:sz w:val="22"/>
-        </w:rPr>
-        <w:t xml:space="preserve"> </w:t>
-      </w:r>
-    </w:p>
-    <w:p>
-      <w:pPr>
-        <w:pStyle w:val="Textoindependiente"/>
-        <w:spacing w:before="360" w:line="240" w:lineRule="auto"/>
-        <w:rPr>
-          <w:b/>
-          <w:sz w:val="22"/>
-          <w14:shadow w14:blurRad="50800" w14:dist="38100" w14:dir="2700000" w14:sx="100000" w14:sy="100000" w14:kx="0" w14:ky="0" w14:algn="tl">
-            <w14:srgbClr w14:val="000000">
-              <w14:alpha w14:val="60000"/>
-            </w14:srgbClr>
-          </w14:shadow>
-        </w:rPr>
-      </w:pPr>
-      <w:r>
-        <w:rPr>
-          <w:b/>
-          <w:sz w:val="22"/>
-          <w14:shadow w14:blurRad="50800" w14:dist="38100" w14:dir="2700000" w14:sx="100000" w14:sy="100000" w14:kx="0" w14:ky="0" w14:algn="tl">
-            <w14:srgbClr w14:val="000000">
-              <w14:alpha w14:val="60000"/>
-            </w14:srgbClr>
-          </w14:shadow>
-        </w:rPr>
         <w:t>EXAMENES RÁPIDOS</w:t>
       </w:r>
     </w:p>
@@ -1906,7 +1726,7 @@
           <w:iCs/>
           <w:sz w:val="22"/>
         </w:rPr>
-        <w:t xml:space="preserve">LUNES </w:t>
+        <w:t xml:space="preserve">MARTES </w:t>
       </w:r>
       <w:r>
         <w:rPr>
@@ -1922,7 +1742,7 @@
           <w:iCs/>
           <w:sz w:val="22"/>
         </w:rPr>
-        <w:t>JUEVES</w:t>
+        <w:t>VIERNES</w:t>
       </w:r>
       <w:r>
         <w:rPr>
@@ -2102,27 +1922,31 @@
         </w:rPr>
         <w:t xml:space="preserve">: </w:t>
       </w:r>
-      <w:r>
-        <w:rPr>
-          <w:sz w:val="22"/>
-          <w:u w:val="single"/>
-        </w:rPr>
-        <w:t xml:space="preserve">Jueves </w:t>
-      </w:r>
-      <w:r>
-        <w:rPr>
-          <w:sz w:val="22"/>
-          <w:u w:val="single"/>
-        </w:rPr>
-        <w:t>11</w:t>
-      </w:r>
-      <w:r>
-        <w:rPr>
-          <w:sz w:val="22"/>
-          <w:u w:val="single"/>
-        </w:rPr>
-        <w:t xml:space="preserve"> de Septiembre</w:t>
-      </w:r>
+      <w:proofErr w:type="gramStart"/>
+      <w:r>
+        <w:rPr>
+          <w:sz w:val="22"/>
+          <w:u w:val="single"/>
+        </w:rPr>
+        <w:t>Viernes</w:t>
+      </w:r>
+      <w:proofErr w:type="gramEnd"/>
+      <w:r>
+        <w:rPr>
+          <w:sz w:val="22"/>
+          <w:u w:val="single"/>
+        </w:rPr>
+        <w:t xml:space="preserve"> 23 de </w:t>
+      </w:r>
+      <w:proofErr w:type="gramStart"/>
+      <w:r>
+        <w:rPr>
+          <w:sz w:val="22"/>
+          <w:u w:val="single"/>
+        </w:rPr>
+        <w:t>Octubre</w:t>
+      </w:r>
+      <w:proofErr w:type="gramEnd"/>
     </w:p>
     <w:p>
       <w:pPr>
@@ -2140,7 +1964,13 @@
         <w:rPr>
           <w:sz w:val="22"/>
         </w:rPr>
-        <w:t>Examen integrador</w:t>
+        <w:t xml:space="preserve">Examen </w:t>
+      </w:r>
+      <w:r>
+        <w:rPr>
+          <w:sz w:val="22"/>
+        </w:rPr>
+        <w:t>final</w:t>
       </w:r>
       <w:r>
         <w:rPr>
@@ -2148,27 +1978,45 @@
         </w:rPr>
         <w:t xml:space="preserve">: </w:t>
       </w:r>
-      <w:r>
-        <w:rPr>
-          <w:sz w:val="22"/>
-          <w:u w:val="single"/>
-        </w:rPr>
-        <w:t xml:space="preserve">Lunes </w:t>
-      </w:r>
-      <w:r>
-        <w:rPr>
-          <w:sz w:val="22"/>
-          <w:u w:val="single"/>
-        </w:rPr>
-        <w:t>20</w:t>
-      </w:r>
-      <w:r>
-        <w:rPr>
-          <w:sz w:val="22"/>
-          <w:u w:val="single"/>
-        </w:rPr>
-        <w:t xml:space="preserve"> de Octubre</w:t>
-      </w:r>
+      <w:proofErr w:type="gramStart"/>
+      <w:r>
+        <w:rPr>
+          <w:sz w:val="22"/>
+          <w:u w:val="single"/>
+        </w:rPr>
+        <w:t>Lunes</w:t>
+      </w:r>
+      <w:proofErr w:type="gramEnd"/>
+      <w:r>
+        <w:rPr>
+          <w:sz w:val="22"/>
+          <w:u w:val="single"/>
+        </w:rPr>
+        <w:t xml:space="preserve"> </w:t>
+      </w:r>
+      <w:r>
+        <w:rPr>
+          <w:sz w:val="22"/>
+          <w:u w:val="single"/>
+        </w:rPr>
+        <w:t>1</w:t>
+      </w:r>
+      <w:r>
+        <w:rPr>
+          <w:sz w:val="22"/>
+          <w:u w:val="single"/>
+        </w:rPr>
+        <w:t xml:space="preserve"> de </w:t>
+      </w:r>
+      <w:proofErr w:type="gramStart"/>
+      <w:r>
+        <w:rPr>
+          <w:sz w:val="22"/>
+          <w:u w:val="single"/>
+        </w:rPr>
+        <w:t>Diciembre</w:t>
+      </w:r>
+      <w:proofErr w:type="gramEnd"/>
     </w:p>
     <w:p>
       <w:pPr>
@@ -2295,6 +2143,7 @@
             </w14:srgbClr>
           </w14:shadow>
         </w:rPr>
+        <w:lastRenderedPageBreak/>
         <w:t>MÓDULO DE NIVELACIÓN CON APRENDIZAJE ADAPTATIVO</w:t>
       </w:r>
     </w:p>
@@ -3408,8 +3257,18 @@
           <w:szCs w:val="22"/>
           <w:u w:val="single"/>
         </w:rPr>
-        <w:t xml:space="preserve"> de Septiembre</w:t>
-      </w:r>
+        <w:t xml:space="preserve"> de </w:t>
+      </w:r>
+      <w:proofErr w:type="gramStart"/>
+      <w:r>
+        <w:rPr>
+          <w:sz w:val="22"/>
+          <w:szCs w:val="22"/>
+          <w:u w:val="single"/>
+        </w:rPr>
+        <w:t>Septiembre</w:t>
+      </w:r>
+      <w:proofErr w:type="gramEnd"/>
     </w:p>
     <w:p>
       <w:pPr>
@@ -3437,13 +3296,23 @@
         </w:rPr>
         <w:t xml:space="preserve">Incorpora cálculos, condicionales, funciones y ciclos: </w:t>
       </w:r>
-      <w:r>
-        <w:rPr>
-          <w:sz w:val="22"/>
-          <w:szCs w:val="22"/>
-          <w:u w:val="single"/>
-        </w:rPr>
-        <w:t xml:space="preserve">Viernes </w:t>
+      <w:proofErr w:type="gramStart"/>
+      <w:r>
+        <w:rPr>
+          <w:sz w:val="22"/>
+          <w:szCs w:val="22"/>
+          <w:u w:val="single"/>
+        </w:rPr>
+        <w:t>Viernes</w:t>
+      </w:r>
+      <w:proofErr w:type="gramEnd"/>
+      <w:r>
+        <w:rPr>
+          <w:sz w:val="22"/>
+          <w:szCs w:val="22"/>
+          <w:u w:val="single"/>
+        </w:rPr>
+        <w:t xml:space="preserve"> </w:t>
       </w:r>
       <w:r>
         <w:rPr>
@@ -3459,8 +3328,18 @@
           <w:szCs w:val="22"/>
           <w:u w:val="single"/>
         </w:rPr>
-        <w:t xml:space="preserve"> de Septiembre</w:t>
-      </w:r>
+        <w:t xml:space="preserve"> de </w:t>
+      </w:r>
+      <w:proofErr w:type="gramStart"/>
+      <w:r>
+        <w:rPr>
+          <w:sz w:val="22"/>
+          <w:szCs w:val="22"/>
+          <w:u w:val="single"/>
+        </w:rPr>
+        <w:t>Septiembre</w:t>
+      </w:r>
+      <w:proofErr w:type="gramEnd"/>
     </w:p>
     <w:p>
       <w:pPr>
@@ -3488,13 +3367,23 @@
         </w:rPr>
         <w:t xml:space="preserve">Incorpora listas o listas anidadas (matrices): </w:t>
       </w:r>
-      <w:r>
-        <w:rPr>
-          <w:sz w:val="22"/>
-          <w:szCs w:val="22"/>
-          <w:u w:val="single"/>
-        </w:rPr>
-        <w:t xml:space="preserve">Viernes </w:t>
+      <w:proofErr w:type="gramStart"/>
+      <w:r>
+        <w:rPr>
+          <w:sz w:val="22"/>
+          <w:szCs w:val="22"/>
+          <w:u w:val="single"/>
+        </w:rPr>
+        <w:t>Viernes</w:t>
+      </w:r>
+      <w:proofErr w:type="gramEnd"/>
+      <w:r>
+        <w:rPr>
+          <w:sz w:val="22"/>
+          <w:szCs w:val="22"/>
+          <w:u w:val="single"/>
+        </w:rPr>
+        <w:t xml:space="preserve"> </w:t>
       </w:r>
       <w:r>
         <w:rPr>
@@ -3510,8 +3399,18 @@
           <w:szCs w:val="22"/>
           <w:u w:val="single"/>
         </w:rPr>
-        <w:t xml:space="preserve"> de Octubre</w:t>
-      </w:r>
+        <w:t xml:space="preserve"> de </w:t>
+      </w:r>
+      <w:proofErr w:type="gramStart"/>
+      <w:r>
+        <w:rPr>
+          <w:sz w:val="22"/>
+          <w:szCs w:val="22"/>
+          <w:u w:val="single"/>
+        </w:rPr>
+        <w:t>Octubre</w:t>
+      </w:r>
+      <w:proofErr w:type="gramEnd"/>
     </w:p>
     <w:p>
       <w:pPr>
@@ -3530,13 +3429,23 @@
         </w:rPr>
         <w:t xml:space="preserve">Entrega final: </w:t>
       </w:r>
-      <w:r>
-        <w:rPr>
-          <w:sz w:val="22"/>
-          <w:szCs w:val="22"/>
-          <w:u w:val="single"/>
-        </w:rPr>
-        <w:t xml:space="preserve">Viernes </w:t>
+      <w:proofErr w:type="gramStart"/>
+      <w:r>
+        <w:rPr>
+          <w:sz w:val="22"/>
+          <w:szCs w:val="22"/>
+          <w:u w:val="single"/>
+        </w:rPr>
+        <w:t>Viernes</w:t>
+      </w:r>
+      <w:proofErr w:type="gramEnd"/>
+      <w:r>
+        <w:rPr>
+          <w:sz w:val="22"/>
+          <w:szCs w:val="22"/>
+          <w:u w:val="single"/>
+        </w:rPr>
+        <w:t xml:space="preserve"> </w:t>
       </w:r>
       <w:r>
         <w:rPr>
@@ -3562,6 +3471,7 @@
         </w:rPr>
         <w:t xml:space="preserve"> de </w:t>
       </w:r>
+      <w:proofErr w:type="gramStart"/>
       <w:r>
         <w:rPr>
           <w:sz w:val="22"/>
@@ -3570,6 +3480,7 @@
         </w:rPr>
         <w:t>Octubre</w:t>
       </w:r>
+      <w:proofErr w:type="gramEnd"/>
     </w:p>
     <w:p>
       <w:pPr>
@@ -3757,6 +3668,7 @@
           <w:sz w:val="22"/>
           <w:lang w:val="es-MX"/>
         </w:rPr>
+        <w:lastRenderedPageBreak/>
         <w:t>Toda</w:t>
       </w:r>
       <w:r>
@@ -4279,6 +4191,7 @@
         </w:rPr>
         <w:t xml:space="preserve">s el </w:t>
       </w:r>
+      <w:proofErr w:type="gramStart"/>
       <w:r>
         <w:rPr>
           <w:b/>
@@ -4286,8 +4199,9 @@
           <w:sz w:val="22"/>
           <w:lang w:val="es-MX"/>
         </w:rPr>
-        <w:t xml:space="preserve">Viernes </w:t>
-      </w:r>
+        <w:t>Viernes</w:t>
+      </w:r>
+      <w:proofErr w:type="gramEnd"/>
       <w:r>
         <w:rPr>
           <w:b/>
@@ -4295,7 +4209,7 @@
           <w:sz w:val="22"/>
           <w:lang w:val="es-MX"/>
         </w:rPr>
-        <w:t>3</w:t>
+        <w:t xml:space="preserve"> </w:t>
       </w:r>
       <w:r>
         <w:rPr>
@@ -4304,7 +4218,7 @@
           <w:sz w:val="22"/>
           <w:lang w:val="es-MX"/>
         </w:rPr>
-        <w:t xml:space="preserve"> de </w:t>
+        <w:t>3</w:t>
       </w:r>
       <w:r>
         <w:rPr>
@@ -4313,8 +4227,19 @@
           <w:sz w:val="22"/>
           <w:lang w:val="es-MX"/>
         </w:rPr>
+        <w:t xml:space="preserve"> de </w:t>
+      </w:r>
+      <w:proofErr w:type="gramStart"/>
+      <w:r>
+        <w:rPr>
+          <w:b/>
+          <w:bCs/>
+          <w:sz w:val="22"/>
+          <w:lang w:val="es-MX"/>
+        </w:rPr>
         <w:t>Octubre</w:t>
       </w:r>
+      <w:proofErr w:type="gramEnd"/>
       <w:r>
         <w:rPr>
           <w:sz w:val="22"/>
@@ -4337,7 +4262,7 @@
 </file>
 
 <file path=word/endnotes.xml><?xml version="1.0" encoding="utf-8"?>
-<w:endnotes xmlns:wpc="http://schemas.microsoft.com/office/word/2010/wordprocessingCanvas" xmlns:cx="http://schemas.microsoft.com/office/drawing/2014/chartex" xmlns:cx1="http://schemas.microsoft.com/office/drawing/2015/9/8/chartex" xmlns:cx2="http://schemas.microsoft.com/office/drawing/2015/10/21/chartex" xmlns:cx3="http://schemas.microsoft.com/office/drawing/2016/5/9/chartex" xmlns:cx4="http://schemas.microsoft.com/office/drawing/2016/5/10/chartex" xmlns:cx5="http://schemas.microsoft.com/office/drawing/2016/5/11/chartex" xmlns:cx6="http://schemas.microsoft.com/office/drawing/2016/5/12/chartex" xmlns:cx7="http://schemas.microsoft.com/office/drawing/2016/5/13/chartex" xmlns:cx8="http://schemas.microsoft.com/office/drawing/2016/5/14/chartex" xmlns:mc="http://schemas.openxmlformats.org/markup-compatibility/2006" xmlns:aink="http://schemas.microsoft.com/office/drawing/2016/ink" xmlns:am3d="http://schemas.microsoft.com/office/drawing/2017/model3d" xmlns:o="urn:schemas-microsoft-com:office:office" xmlns:oel="http://schemas.microsoft.com/office/2019/extlst" xmlns:r="http://schemas.openxmlformats.org/officeDocument/2006/relationships" xmlns:m="http://schemas.openxmlformats.org/officeDocument/2006/math" xmlns:v="urn:schemas-microsoft-com:vml" xmlns:wp14="http://schemas.microsoft.com/office/word/2010/wordprocessingDrawing" xmlns:wp="http://schemas.openxmlformats.org/drawingml/2006/wordprocessingDrawing" xmlns:w10="urn:schemas-microsoft-com:office:word" xmlns:w="http://schemas.openxmlformats.org/wordprocessingml/2006/main" xmlns:w14="http://schemas.microsoft.com/office/word/2010/wordml" xmlns:w15="http://schemas.microsoft.com/office/word/2012/wordml" xmlns:w16cex="http://schemas.microsoft.com/office/word/2018/wordml/cex" xmlns:w16cid="http://schemas.microsoft.com/office/word/2016/wordml/cid" xmlns:w16="http://schemas.microsoft.com/office/word/2018/wordml" xmlns:w16du="http://schemas.microsoft.com/office/word/2023/wordml/word16du" xmlns:w16sdtdh="http://schemas.microsoft.com/office/word/2020/wordml/sdtdatahash" xmlns:w16sdtfl="http://schemas.microsoft.com/office/word/2024/wordml/sdtformatlock" xmlns:w16se="http://schemas.microsoft.com/office/word/2015/wordml/symex" xmlns:wpg="http://schemas.microsoft.com/office/word/2010/wordprocessingGroup" xmlns:wpi="http://schemas.microsoft.com/office/word/2010/wordprocessingInk" xmlns:wne="http://schemas.microsoft.com/office/word/2006/wordml" xmlns:wps="http://schemas.microsoft.com/office/word/2010/wordprocessingShape" mc:Ignorable="w14 w15 w16se w16cid w16 w16cex w16sdtdh w16sdtfl w16du wp14">
+<w:endnotes xmlns:wpc="http://schemas.microsoft.com/office/word/2010/wordprocessingCanvas" xmlns:cx="http://schemas.microsoft.com/office/drawing/2014/chartex" xmlns:cx1="http://schemas.microsoft.com/office/drawing/2015/9/8/chartex" xmlns:cx2="http://schemas.microsoft.com/office/drawing/2015/10/21/chartex" xmlns:cx3="http://schemas.microsoft.com/office/drawing/2016/5/9/chartex" xmlns:cx4="http://schemas.microsoft.com/office/drawing/2016/5/10/chartex" xmlns:cx5="http://schemas.microsoft.com/office/drawing/2016/5/11/chartex" xmlns:cx6="http://schemas.microsoft.com/office/drawing/2016/5/12/chartex" xmlns:cx7="http://schemas.microsoft.com/office/drawing/2016/5/13/chartex" xmlns:cx8="http://schemas.microsoft.com/office/drawing/2016/5/14/chartex" xmlns:mc="http://schemas.openxmlformats.org/markup-compatibility/2006" xmlns:aink="http://schemas.microsoft.com/office/drawing/2016/ink" xmlns:am3d="http://schemas.microsoft.com/office/drawing/2017/model3d" xmlns:o="urn:schemas-microsoft-com:office:office" xmlns:oel="http://schemas.microsoft.com/office/2019/extlst" xmlns:r="http://schemas.openxmlformats.org/officeDocument/2006/relationships" xmlns:m="http://schemas.openxmlformats.org/officeDocument/2006/math" xmlns:v="urn:schemas-microsoft-com:vml" xmlns:wp14="http://schemas.microsoft.com/office/word/2010/wordprocessingDrawing" xmlns:wp="http://schemas.openxmlformats.org/drawingml/2006/wordprocessingDrawing" xmlns:w10="urn:schemas-microsoft-com:office:word" xmlns:w="http://schemas.openxmlformats.org/wordprocessingml/2006/main" xmlns:w14="http://schemas.microsoft.com/office/word/2010/wordml" xmlns:w15="http://schemas.microsoft.com/office/word/2012/wordml" xmlns:w16cei="http://schemas.microsoft.com/office/word/2026/wordml/cei" xmlns:w16cex="http://schemas.microsoft.com/office/word/2018/wordml/cex" xmlns:w16cid="http://schemas.microsoft.com/office/word/2016/wordml/cid" xmlns:w16="http://schemas.microsoft.com/office/word/2018/wordml" xmlns:w16du="http://schemas.microsoft.com/office/word/2023/wordml/word16du" xmlns:w16sdtdh="http://schemas.microsoft.com/office/word/2020/wordml/sdtdatahash" xmlns:w16sdtfl="http://schemas.microsoft.com/office/word/2024/wordml/sdtformatlock" xmlns:w16se="http://schemas.microsoft.com/office/word/2015/wordml/symex" xmlns:wpg="http://schemas.microsoft.com/office/word/2010/wordprocessingGroup" xmlns:wpi="http://schemas.microsoft.com/office/word/2010/wordprocessingInk" xmlns:wne="http://schemas.microsoft.com/office/word/2006/wordml" xmlns:wps="http://schemas.microsoft.com/office/word/2010/wordprocessingShape" mc:Ignorable="w14 w15 w16se w16cid w16 w16cex w16sdtdh w16sdtfl w16du wp14">
   <w:endnote w:type="separator" w:id="-1">
     <w:p>
       <w:r>
@@ -4356,7 +4281,7 @@
 </file>
 
 <file path=word/footnotes.xml><?xml version="1.0" encoding="utf-8"?>
-<w:footnotes xmlns:wpc="http://schemas.microsoft.com/office/word/2010/wordprocessingCanvas" xmlns:cx="http://schemas.microsoft.com/office/drawing/2014/chartex" xmlns:cx1="http://schemas.microsoft.com/office/drawing/2015/9/8/chartex" xmlns:cx2="http://schemas.microsoft.com/office/drawing/2015/10/21/chartex" xmlns:cx3="http://schemas.microsoft.com/office/drawing/2016/5/9/chartex" xmlns:cx4="http://schemas.microsoft.com/office/drawing/2016/5/10/chartex" xmlns:cx5="http://schemas.microsoft.com/office/drawing/2016/5/11/chartex" xmlns:cx6="http://schemas.microsoft.com/office/drawing/2016/5/12/chartex" xmlns:cx7="http://schemas.microsoft.com/office/drawing/2016/5/13/chartex" xmlns:cx8="http://schemas.microsoft.com/office/drawing/2016/5/14/chartex" xmlns:mc="http://schemas.openxmlformats.org/markup-compatibility/2006" xmlns:aink="http://schemas.microsoft.com/office/drawing/2016/ink" xmlns:am3d="http://schemas.microsoft.com/office/drawing/2017/model3d" xmlns:o="urn:schemas-microsoft-com:office:office" xmlns:oel="http://schemas.microsoft.com/office/2019/extlst" xmlns:r="http://schemas.openxmlformats.org/officeDocument/2006/relationships" xmlns:m="http://schemas.openxmlformats.org/officeDocument/2006/math" xmlns:v="urn:schemas-microsoft-com:vml" xmlns:wp14="http://schemas.microsoft.com/office/word/2010/wordprocessingDrawing" xmlns:wp="http://schemas.openxmlformats.org/drawingml/2006/wordprocessingDrawing" xmlns:w10="urn:schemas-microsoft-com:office:word" xmlns:w="http://schemas.openxmlformats.org/wordprocessingml/2006/main" xmlns:w14="http://schemas.microsoft.com/office/word/2010/wordml" xmlns:w15="http://schemas.microsoft.com/office/word/2012/wordml" xmlns:w16cex="http://schemas.microsoft.com/office/word/2018/wordml/cex" xmlns:w16cid="http://schemas.microsoft.com/office/word/2016/wordml/cid" xmlns:w16="http://schemas.microsoft.com/office/word/2018/wordml" xmlns:w16du="http://schemas.microsoft.com/office/word/2023/wordml/word16du" xmlns:w16sdtdh="http://schemas.microsoft.com/office/word/2020/wordml/sdtdatahash" xmlns:w16sdtfl="http://schemas.microsoft.com/office/word/2024/wordml/sdtformatlock" xmlns:w16se="http://schemas.microsoft.com/office/word/2015/wordml/symex" xmlns:wpg="http://schemas.microsoft.com/office/word/2010/wordprocessingGroup" xmlns:wpi="http://schemas.microsoft.com/office/word/2010/wordprocessingInk" xmlns:wne="http://schemas.microsoft.com/office/word/2006/wordml" xmlns:wps="http://schemas.microsoft.com/office/word/2010/wordprocessingShape" mc:Ignorable="w14 w15 w16se w16cid w16 w16cex w16sdtdh w16sdtfl w16du wp14">
+<w:footnotes xmlns:wpc="http://schemas.microsoft.com/office/word/2010/wordprocessingCanvas" xmlns:cx="http://schemas.microsoft.com/office/drawing/2014/chartex" xmlns:cx1="http://schemas.microsoft.com/office/drawing/2015/9/8/chartex" xmlns:cx2="http://schemas.microsoft.com/office/drawing/2015/10/21/chartex" xmlns:cx3="http://schemas.microsoft.com/office/drawing/2016/5/9/chartex" xmlns:cx4="http://schemas.microsoft.com/office/drawing/2016/5/10/chartex" xmlns:cx5="http://schemas.microsoft.com/office/drawing/2016/5/11/chartex" xmlns:cx6="http://schemas.microsoft.com/office/drawing/2016/5/12/chartex" xmlns:cx7="http://schemas.microsoft.com/office/drawing/2016/5/13/chartex" xmlns:cx8="http://schemas.microsoft.com/office/drawing/2016/5/14/chartex" xmlns:mc="http://schemas.openxmlformats.org/markup-compatibility/2006" xmlns:aink="http://schemas.microsoft.com/office/drawing/2016/ink" xmlns:am3d="http://schemas.microsoft.com/office/drawing/2017/model3d" xmlns:o="urn:schemas-microsoft-com:office:office" xmlns:oel="http://schemas.microsoft.com/office/2019/extlst" xmlns:r="http://schemas.openxmlformats.org/officeDocument/2006/relationships" xmlns:m="http://schemas.openxmlformats.org/officeDocument/2006/math" xmlns:v="urn:schemas-microsoft-com:vml" xmlns:wp14="http://schemas.microsoft.com/office/word/2010/wordprocessingDrawing" xmlns:wp="http://schemas.openxmlformats.org/drawingml/2006/wordprocessingDrawing" xmlns:w10="urn:schemas-microsoft-com:office:word" xmlns:w="http://schemas.openxmlformats.org/wordprocessingml/2006/main" xmlns:w14="http://schemas.microsoft.com/office/word/2010/wordml" xmlns:w15="http://schemas.microsoft.com/office/word/2012/wordml" xmlns:w16cei="http://schemas.microsoft.com/office/word/2026/wordml/cei" xmlns:w16cex="http://schemas.microsoft.com/office/word/2018/wordml/cex" xmlns:w16cid="http://schemas.microsoft.com/office/word/2016/wordml/cid" xmlns:w16="http://schemas.microsoft.com/office/word/2018/wordml" xmlns:w16du="http://schemas.microsoft.com/office/word/2023/wordml/word16du" xmlns:w16sdtdh="http://schemas.microsoft.com/office/word/2020/wordml/sdtdatahash" xmlns:w16sdtfl="http://schemas.microsoft.com/office/word/2024/wordml/sdtformatlock" xmlns:w16se="http://schemas.microsoft.com/office/word/2015/wordml/symex" xmlns:wpg="http://schemas.microsoft.com/office/word/2010/wordprocessingGroup" xmlns:wpi="http://schemas.microsoft.com/office/word/2010/wordprocessingInk" xmlns:wne="http://schemas.microsoft.com/office/word/2006/wordml" xmlns:wps="http://schemas.microsoft.com/office/word/2010/wordprocessingShape" mc:Ignorable="w14 w15 w16se w16cid w16 w16cex w16sdtdh w16sdtfl w16du wp14">
   <w:footnote w:type="separator" w:id="-1">
     <w:p>
       <w:r>
@@ -4375,7 +4300,7 @@
 </file>
 
 <file path=word/header1.xml><?xml version="1.0" encoding="utf-8"?>
-<w:hdr xmlns:wpc="http://schemas.microsoft.com/office/word/2010/wordprocessingCanvas" xmlns:cx="http://schemas.microsoft.com/office/drawing/2014/chartex" xmlns:cx1="http://schemas.microsoft.com/office/drawing/2015/9/8/chartex" xmlns:cx2="http://schemas.microsoft.com/office/drawing/2015/10/21/chartex" xmlns:cx3="http://schemas.microsoft.com/office/drawing/2016/5/9/chartex" xmlns:cx4="http://schemas.microsoft.com/office/drawing/2016/5/10/chartex" xmlns:cx5="http://schemas.microsoft.com/office/drawing/2016/5/11/chartex" xmlns:cx6="http://schemas.microsoft.com/office/drawing/2016/5/12/chartex" xmlns:cx7="http://schemas.microsoft.com/office/drawing/2016/5/13/chartex" xmlns:cx8="http://schemas.microsoft.com/office/drawing/2016/5/14/chartex" xmlns:mc="http://schemas.openxmlformats.org/markup-compatibility/2006" xmlns:aink="http://schemas.microsoft.com/office/drawing/2016/ink" xmlns:am3d="http://schemas.microsoft.com/office/drawing/2017/model3d" xmlns:o="urn:schemas-microsoft-com:office:office" xmlns:oel="http://schemas.microsoft.com/office/2019/extlst" xmlns:r="http://schemas.openxmlformats.org/officeDocument/2006/relationships" xmlns:m="http://schemas.openxmlformats.org/officeDocument/2006/math" xmlns:v="urn:schemas-microsoft-com:vml" xmlns:wp14="http://schemas.microsoft.com/office/word/2010/wordprocessingDrawing" xmlns:wp="http://schemas.openxmlformats.org/drawingml/2006/wordprocessingDrawing" xmlns:w10="urn:schemas-microsoft-com:office:word" xmlns:w="http://schemas.openxmlformats.org/wordprocessingml/2006/main" xmlns:w14="http://schemas.microsoft.com/office/word/2010/wordml" xmlns:w15="http://schemas.microsoft.com/office/word/2012/wordml" xmlns:w16cex="http://schemas.microsoft.com/office/word/2018/wordml/cex" xmlns:w16cid="http://schemas.microsoft.com/office/word/2016/wordml/cid" xmlns:w16="http://schemas.microsoft.com/office/word/2018/wordml" xmlns:w16du="http://schemas.microsoft.com/office/word/2023/wordml/word16du" xmlns:w16sdtdh="http://schemas.microsoft.com/office/word/2020/wordml/sdtdatahash" xmlns:w16sdtfl="http://schemas.microsoft.com/office/word/2024/wordml/sdtformatlock" xmlns:w16se="http://schemas.microsoft.com/office/word/2015/wordml/symex" xmlns:wpg="http://schemas.microsoft.com/office/word/2010/wordprocessingGroup" xmlns:wpi="http://schemas.microsoft.com/office/word/2010/wordprocessingInk" xmlns:wne="http://schemas.microsoft.com/office/word/2006/wordml" xmlns:wps="http://schemas.microsoft.com/office/word/2010/wordprocessingShape" mc:Ignorable="w14 w15 w16se w16cid w16 w16cex w16sdtdh w16sdtfl w16du wp14">
+<w:hdr xmlns:wpc="http://schemas.microsoft.com/office/word/2010/wordprocessingCanvas" xmlns:cx="http://schemas.microsoft.com/office/drawing/2014/chartex" xmlns:cx1="http://schemas.microsoft.com/office/drawing/2015/9/8/chartex" xmlns:cx2="http://schemas.microsoft.com/office/drawing/2015/10/21/chartex" xmlns:cx3="http://schemas.microsoft.com/office/drawing/2016/5/9/chartex" xmlns:cx4="http://schemas.microsoft.com/office/drawing/2016/5/10/chartex" xmlns:cx5="http://schemas.microsoft.com/office/drawing/2016/5/11/chartex" xmlns:cx6="http://schemas.microsoft.com/office/drawing/2016/5/12/chartex" xmlns:cx7="http://schemas.microsoft.com/office/drawing/2016/5/13/chartex" xmlns:cx8="http://schemas.microsoft.com/office/drawing/2016/5/14/chartex" xmlns:mc="http://schemas.openxmlformats.org/markup-compatibility/2006" xmlns:aink="http://schemas.microsoft.com/office/drawing/2016/ink" xmlns:am3d="http://schemas.microsoft.com/office/drawing/2017/model3d" xmlns:o="urn:schemas-microsoft-com:office:office" xmlns:oel="http://schemas.microsoft.com/office/2019/extlst" xmlns:r="http://schemas.openxmlformats.org/officeDocument/2006/relationships" xmlns:m="http://schemas.openxmlformats.org/officeDocument/2006/math" xmlns:v="urn:schemas-microsoft-com:vml" xmlns:wp14="http://schemas.microsoft.com/office/word/2010/wordprocessingDrawing" xmlns:wp="http://schemas.openxmlformats.org/drawingml/2006/wordprocessingDrawing" xmlns:w10="urn:schemas-microsoft-com:office:word" xmlns:w="http://schemas.openxmlformats.org/wordprocessingml/2006/main" xmlns:w14="http://schemas.microsoft.com/office/word/2010/wordml" xmlns:w15="http://schemas.microsoft.com/office/word/2012/wordml" xmlns:w16cei="http://schemas.microsoft.com/office/word/2026/wordml/cei" xmlns:w16cex="http://schemas.microsoft.com/office/word/2018/wordml/cex" xmlns:w16cid="http://schemas.microsoft.com/office/word/2016/wordml/cid" xmlns:w16="http://schemas.microsoft.com/office/word/2018/wordml" xmlns:w16du="http://schemas.microsoft.com/office/word/2023/wordml/word16du" xmlns:w16sdtdh="http://schemas.microsoft.com/office/word/2020/wordml/sdtdatahash" xmlns:w16sdtfl="http://schemas.microsoft.com/office/word/2024/wordml/sdtformatlock" xmlns:w16se="http://schemas.microsoft.com/office/word/2015/wordml/symex" xmlns:wpg="http://schemas.microsoft.com/office/word/2010/wordprocessingGroup" xmlns:wpi="http://schemas.microsoft.com/office/word/2010/wordprocessingInk" xmlns:wne="http://schemas.microsoft.com/office/word/2006/wordml" xmlns:wps="http://schemas.microsoft.com/office/word/2010/wordprocessingShape" mc:Ignorable="w14 w15 w16se w16cid w16 w16cex w16sdtdh w16sdtfl w16du wp14">
   <w:p>
     <w:pPr>
       <w:pStyle w:val="Encabezado"/>
@@ -4426,7 +4351,7 @@
 </file>
 
 <file path=word/header2.xml><?xml version="1.0" encoding="utf-8"?>
-<w:hdr xmlns:wpc="http://schemas.microsoft.com/office/word/2010/wordprocessingCanvas" xmlns:cx="http://schemas.microsoft.com/office/drawing/2014/chartex" xmlns:cx1="http://schemas.microsoft.com/office/drawing/2015/9/8/chartex" xmlns:cx2="http://schemas.microsoft.com/office/drawing/2015/10/21/chartex" xmlns:cx3="http://schemas.microsoft.com/office/drawing/2016/5/9/chartex" xmlns:cx4="http://schemas.microsoft.com/office/drawing/2016/5/10/chartex" xmlns:cx5="http://schemas.microsoft.com/office/drawing/2016/5/11/chartex" xmlns:cx6="http://schemas.microsoft.com/office/drawing/2016/5/12/chartex" xmlns:cx7="http://schemas.microsoft.com/office/drawing/2016/5/13/chartex" xmlns:cx8="http://schemas.microsoft.com/office/drawing/2016/5/14/chartex" xmlns:mc="http://schemas.openxmlformats.org/markup-compatibility/2006" xmlns:aink="http://schemas.microsoft.com/office/drawing/2016/ink" xmlns:am3d="http://schemas.microsoft.com/office/drawing/2017/model3d" xmlns:o="urn:schemas-microsoft-com:office:office" xmlns:oel="http://schemas.microsoft.com/office/2019/extlst" xmlns:r="http://schemas.openxmlformats.org/officeDocument/2006/relationships" xmlns:m="http://schemas.openxmlformats.org/officeDocument/2006/math" xmlns:v="urn:schemas-microsoft-com:vml" xmlns:wp14="http://schemas.microsoft.com/office/word/2010/wordprocessingDrawing" xmlns:wp="http://schemas.openxmlformats.org/drawingml/2006/wordprocessingDrawing" xmlns:w10="urn:schemas-microsoft-com:office:word" xmlns:w="http://schemas.openxmlformats.org/wordprocessingml/2006/main" xmlns:w14="http://schemas.microsoft.com/office/word/2010/wordml" xmlns:w15="http://schemas.microsoft.com/office/word/2012/wordml" xmlns:w16cex="http://schemas.microsoft.com/office/word/2018/wordml/cex" xmlns:w16cid="http://schemas.microsoft.com/office/word/2016/wordml/cid" xmlns:w16="http://schemas.microsoft.com/office/word/2018/wordml" xmlns:w16du="http://schemas.microsoft.com/office/word/2023/wordml/word16du" xmlns:w16sdtdh="http://schemas.microsoft.com/office/word/2020/wordml/sdtdatahash" xmlns:w16sdtfl="http://schemas.microsoft.com/office/word/2024/wordml/sdtformatlock" xmlns:w16se="http://schemas.microsoft.com/office/word/2015/wordml/symex" xmlns:wpg="http://schemas.microsoft.com/office/word/2010/wordprocessingGroup" xmlns:wpi="http://schemas.microsoft.com/office/word/2010/wordprocessingInk" xmlns:wne="http://schemas.microsoft.com/office/word/2006/wordml" xmlns:wps="http://schemas.microsoft.com/office/word/2010/wordprocessingShape" mc:Ignorable="w14 w15 w16se w16cid w16 w16cex w16sdtdh w16sdtfl w16du wp14">
+<w:hdr xmlns:wpc="http://schemas.microsoft.com/office/word/2010/wordprocessingCanvas" xmlns:cx="http://schemas.microsoft.com/office/drawing/2014/chartex" xmlns:cx1="http://schemas.microsoft.com/office/drawing/2015/9/8/chartex" xmlns:cx2="http://schemas.microsoft.com/office/drawing/2015/10/21/chartex" xmlns:cx3="http://schemas.microsoft.com/office/drawing/2016/5/9/chartex" xmlns:cx4="http://schemas.microsoft.com/office/drawing/2016/5/10/chartex" xmlns:cx5="http://schemas.microsoft.com/office/drawing/2016/5/11/chartex" xmlns:cx6="http://schemas.microsoft.com/office/drawing/2016/5/12/chartex" xmlns:cx7="http://schemas.microsoft.com/office/drawing/2016/5/13/chartex" xmlns:cx8="http://schemas.microsoft.com/office/drawing/2016/5/14/chartex" xmlns:mc="http://schemas.openxmlformats.org/markup-compatibility/2006" xmlns:aink="http://schemas.microsoft.com/office/drawing/2016/ink" xmlns:am3d="http://schemas.microsoft.com/office/drawing/2017/model3d" xmlns:o="urn:schemas-microsoft-com:office:office" xmlns:oel="http://schemas.microsoft.com/office/2019/extlst" xmlns:r="http://schemas.openxmlformats.org/officeDocument/2006/relationships" xmlns:m="http://schemas.openxmlformats.org/officeDocument/2006/math" xmlns:v="urn:schemas-microsoft-com:vml" xmlns:wp14="http://schemas.microsoft.com/office/word/2010/wordprocessingDrawing" xmlns:wp="http://schemas.openxmlformats.org/drawingml/2006/wordprocessingDrawing" xmlns:w10="urn:schemas-microsoft-com:office:word" xmlns:w="http://schemas.openxmlformats.org/wordprocessingml/2006/main" xmlns:w14="http://schemas.microsoft.com/office/word/2010/wordml" xmlns:w15="http://schemas.microsoft.com/office/word/2012/wordml" xmlns:w16cei="http://schemas.microsoft.com/office/word/2026/wordml/cei" xmlns:w16cex="http://schemas.microsoft.com/office/word/2018/wordml/cex" xmlns:w16cid="http://schemas.microsoft.com/office/word/2016/wordml/cid" xmlns:w16="http://schemas.microsoft.com/office/word/2018/wordml" xmlns:w16du="http://schemas.microsoft.com/office/word/2023/wordml/word16du" xmlns:w16sdtdh="http://schemas.microsoft.com/office/word/2020/wordml/sdtdatahash" xmlns:w16sdtfl="http://schemas.microsoft.com/office/word/2024/wordml/sdtformatlock" xmlns:w16se="http://schemas.microsoft.com/office/word/2015/wordml/symex" xmlns:wpg="http://schemas.microsoft.com/office/word/2010/wordprocessingGroup" xmlns:wpi="http://schemas.microsoft.com/office/word/2010/wordprocessingInk" xmlns:wne="http://schemas.microsoft.com/office/word/2006/wordml" xmlns:wps="http://schemas.microsoft.com/office/word/2010/wordprocessingShape" mc:Ignorable="w14 w15 w16se w16cid w16 w16cex w16sdtdh w16sdtfl w16du wp14">
   <w:p>
     <w:pPr>
       <w:pStyle w:val="Encabezado"/>
@@ -4437,7 +4362,7 @@
 </file>
 
 <file path=word/numbering.xml><?xml version="1.0" encoding="utf-8"?>
-<w:numbering xmlns:wpc="http://schemas.microsoft.com/office/word/2010/wordprocessingCanvas" xmlns:cx="http://schemas.microsoft.com/office/drawing/2014/chartex" xmlns:cx1="http://schemas.microsoft.com/office/drawing/2015/9/8/chartex" xmlns:cx2="http://schemas.microsoft.com/office/drawing/2015/10/21/chartex" xmlns:cx3="http://schemas.microsoft.com/office/drawing/2016/5/9/chartex" xmlns:cx4="http://schemas.microsoft.com/office/drawing/2016/5/10/chartex" xmlns:cx5="http://schemas.microsoft.com/office/drawing/2016/5/11/chartex" xmlns:cx6="http://schemas.microsoft.com/office/drawing/2016/5/12/chartex" xmlns:cx7="http://schemas.microsoft.com/office/drawing/2016/5/13/chartex" xmlns:cx8="http://schemas.microsoft.com/office/drawing/2016/5/14/chartex" xmlns:mc="http://schemas.openxmlformats.org/markup-compatibility/2006" xmlns:aink="http://schemas.microsoft.com/office/drawing/2016/ink" xmlns:am3d="http://schemas.microsoft.com/office/drawing/2017/model3d" xmlns:o="urn:schemas-microsoft-com:office:office" xmlns:oel="http://schemas.microsoft.com/office/2019/extlst" xmlns:r="http://schemas.openxmlformats.org/officeDocument/2006/relationships" xmlns:m="http://schemas.openxmlformats.org/officeDocument/2006/math" xmlns:v="urn:schemas-microsoft-com:vml" xmlns:wp14="http://schemas.microsoft.com/office/word/2010/wordprocessingDrawing" xmlns:wp="http://schemas.openxmlformats.org/drawingml/2006/wordprocessingDrawing" xmlns:w10="urn:schemas-microsoft-com:office:word" xmlns:w="http://schemas.openxmlformats.org/wordprocessingml/2006/main" xmlns:w14="http://schemas.microsoft.com/office/word/2010/wordml" xmlns:w15="http://schemas.microsoft.com/office/word/2012/wordml" xmlns:w16cex="http://schemas.microsoft.com/office/word/2018/wordml/cex" xmlns:w16cid="http://schemas.microsoft.com/office/word/2016/wordml/cid" xmlns:w16="http://schemas.microsoft.com/office/word/2018/wordml" xmlns:w16du="http://schemas.microsoft.com/office/word/2023/wordml/word16du" xmlns:w16sdtdh="http://schemas.microsoft.com/office/word/2020/wordml/sdtdatahash" xmlns:w16sdtfl="http://schemas.microsoft.com/office/word/2024/wordml/sdtformatlock" xmlns:w16se="http://schemas.microsoft.com/office/word/2015/wordml/symex" xmlns:wpg="http://schemas.microsoft.com/office/word/2010/wordprocessingGroup" xmlns:wpi="http://schemas.microsoft.com/office/word/2010/wordprocessingInk" xmlns:wne="http://schemas.microsoft.com/office/word/2006/wordml" xmlns:wps="http://schemas.microsoft.com/office/word/2010/wordprocessingShape" mc:Ignorable="w14 w15 w16se w16cid w16 w16cex w16sdtdh w16sdtfl w16du wp14">
+<w:numbering xmlns:wpc="http://schemas.microsoft.com/office/word/2010/wordprocessingCanvas" xmlns:cx="http://schemas.microsoft.com/office/drawing/2014/chartex" xmlns:cx1="http://schemas.microsoft.com/office/drawing/2015/9/8/chartex" xmlns:cx2="http://schemas.microsoft.com/office/drawing/2015/10/21/chartex" xmlns:cx3="http://schemas.microsoft.com/office/drawing/2016/5/9/chartex" xmlns:cx4="http://schemas.microsoft.com/office/drawing/2016/5/10/chartex" xmlns:cx5="http://schemas.microsoft.com/office/drawing/2016/5/11/chartex" xmlns:cx6="http://schemas.microsoft.com/office/drawing/2016/5/12/chartex" xmlns:cx7="http://schemas.microsoft.com/office/drawing/2016/5/13/chartex" xmlns:cx8="http://schemas.microsoft.com/office/drawing/2016/5/14/chartex" xmlns:mc="http://schemas.openxmlformats.org/markup-compatibility/2006" xmlns:aink="http://schemas.microsoft.com/office/drawing/2016/ink" xmlns:am3d="http://schemas.microsoft.com/office/drawing/2017/model3d" xmlns:o="urn:schemas-microsoft-com:office:office" xmlns:oel="http://schemas.microsoft.com/office/2019/extlst" xmlns:r="http://schemas.openxmlformats.org/officeDocument/2006/relationships" xmlns:m="http://schemas.openxmlformats.org/officeDocument/2006/math" xmlns:v="urn:schemas-microsoft-com:vml" xmlns:wp14="http://schemas.microsoft.com/office/word/2010/wordprocessingDrawing" xmlns:wp="http://schemas.openxmlformats.org/drawingml/2006/wordprocessingDrawing" xmlns:w10="urn:schemas-microsoft-com:office:word" xmlns:w="http://schemas.openxmlformats.org/wordprocessingml/2006/main" xmlns:w14="http://schemas.microsoft.com/office/word/2010/wordml" xmlns:w15="http://schemas.microsoft.com/office/word/2012/wordml" xmlns:w16cei="http://schemas.microsoft.com/office/word/2026/wordml/cei" xmlns:w16cex="http://schemas.microsoft.com/office/word/2018/wordml/cex" xmlns:w16cid="http://schemas.microsoft.com/office/word/2016/wordml/cid" xmlns:w16="http://schemas.microsoft.com/office/word/2018/wordml" xmlns:w16du="http://schemas.microsoft.com/office/word/2023/wordml/word16du" xmlns:w16sdtdh="http://schemas.microsoft.com/office/word/2020/wordml/sdtdatahash" xmlns:w16sdtfl="http://schemas.microsoft.com/office/word/2024/wordml/sdtformatlock" xmlns:w16se="http://schemas.microsoft.com/office/word/2015/wordml/symex" xmlns:wpg="http://schemas.microsoft.com/office/word/2010/wordprocessingGroup" xmlns:wpi="http://schemas.microsoft.com/office/word/2010/wordprocessingInk" xmlns:wne="http://schemas.microsoft.com/office/word/2006/wordml" xmlns:wps="http://schemas.microsoft.com/office/word/2010/wordprocessingShape" mc:Ignorable="w14 w15 w16se w16cid w16 w16cex w16sdtdh w16sdtfl w16du wp14">
   <w:abstractNum w:abstractNumId="0" w15:restartNumberingAfterBreak="0">
     <w:nsid w:val="013D2A47"/>
     <w:multiLevelType w:val="hybridMultilevel"/>
